--- a/doc_tables/best_cats_heteroaromatic_before2022.docx
+++ b/doc_tables/best_cats_heteroaromatic_before2022.docx
@@ -720,6 +720,88 @@
           </w:tcPr>
           <w:p>
             <w:r>
+              <w:t>Mn</w:t>
+            </w:r>
+          </w:p>
+        </w:tc>
+        <w:tc>
+          <w:tcPr>
+            <w:tcW w:type="dxa" w:w="1080"/>
+          </w:tcPr>
+          <w:p>
+            <w:r>
+              <w:t>4</w:t>
+            </w:r>
+          </w:p>
+        </w:tc>
+        <w:tc>
+          <w:tcPr>
+            <w:tcW w:type="dxa" w:w="1080"/>
+          </w:tcPr>
+          <w:p>
+            <w:r>
+              <w:t>(31/80.0°C/tBuOK/Mn-PNP-pincer/inert/10.1038/ncomms12641/2016)</w:t>
+            </w:r>
+          </w:p>
+        </w:tc>
+        <w:tc>
+          <w:tcPr>
+            <w:tcW w:type="dxa" w:w="1080"/>
+          </w:tcPr>
+          <w:p>
+            <w:r>
+              <w:t>(31/80.0°C/tBuOK/Mn-PNP-pincer/inert/10.1038/ncomms12641/2016)</w:t>
+            </w:r>
+          </w:p>
+        </w:tc>
+        <w:tc>
+          <w:tcPr>
+            <w:tcW w:type="dxa" w:w="1080"/>
+          </w:tcPr>
+          <w:p>
+            <w:r>
+              <w:t>(28/80.0°C/tBuOK/Mn-PNP-pincer/inert/10.1038/ncomms12641/2016)</w:t>
+            </w:r>
+          </w:p>
+        </w:tc>
+        <w:tc>
+          <w:tcPr>
+            <w:tcW w:type="dxa" w:w="1080"/>
+          </w:tcPr>
+          <w:p>
+            <w:r>
+              <w:t>no data</w:t>
+            </w:r>
+          </w:p>
+        </w:tc>
+        <w:tc>
+          <w:tcPr>
+            <w:tcW w:type="dxa" w:w="1080"/>
+          </w:tcPr>
+          <w:p>
+            <w:r>
+              <w:t>no data</w:t>
+            </w:r>
+          </w:p>
+        </w:tc>
+        <w:tc>
+          <w:tcPr>
+            <w:tcW w:type="dxa" w:w="1080"/>
+          </w:tcPr>
+          <w:p>
+            <w:r>
+              <w:t>['tBuOK', 'CsOH', 'NaOH']</w:t>
+            </w:r>
+          </w:p>
+        </w:tc>
+      </w:tr>
+      <w:tr>
+        <w:tc>
+          <w:tcPr>
+            <w:tcW w:type="dxa" w:w="1080"/>
+          </w:tcPr>
+          <w:p>
+            <w:r>
               <w:t>Cu</w:t>
             </w:r>
           </w:p>
@@ -791,88 +873,6 @@
           <w:p>
             <w:r>
               <w:t>['NaOH', 'tBuOK', 'KOH']</w:t>
-            </w:r>
-          </w:p>
-        </w:tc>
-      </w:tr>
-      <w:tr>
-        <w:tc>
-          <w:tcPr>
-            <w:tcW w:type="dxa" w:w="1080"/>
-          </w:tcPr>
-          <w:p>
-            <w:r>
-              <w:t>Mn</w:t>
-            </w:r>
-          </w:p>
-        </w:tc>
-        <w:tc>
-          <w:tcPr>
-            <w:tcW w:type="dxa" w:w="1080"/>
-          </w:tcPr>
-          <w:p>
-            <w:r>
-              <w:t>4</w:t>
-            </w:r>
-          </w:p>
-        </w:tc>
-        <w:tc>
-          <w:tcPr>
-            <w:tcW w:type="dxa" w:w="1080"/>
-          </w:tcPr>
-          <w:p>
-            <w:r>
-              <w:t>(31/80.0°C/tBuOK/Mn-PNP-pincer/inert/10.1038/ncomms12641/2016)</w:t>
-            </w:r>
-          </w:p>
-        </w:tc>
-        <w:tc>
-          <w:tcPr>
-            <w:tcW w:type="dxa" w:w="1080"/>
-          </w:tcPr>
-          <w:p>
-            <w:r>
-              <w:t>(31/80.0°C/tBuOK/Mn-PNP-pincer/inert/10.1038/ncomms12641/2016)</w:t>
-            </w:r>
-          </w:p>
-        </w:tc>
-        <w:tc>
-          <w:tcPr>
-            <w:tcW w:type="dxa" w:w="1080"/>
-          </w:tcPr>
-          <w:p>
-            <w:r>
-              <w:t>(28/80.0°C/tBuOK/Mn-PNP-pincer/inert/10.1038/ncomms12641/2016)</w:t>
-            </w:r>
-          </w:p>
-        </w:tc>
-        <w:tc>
-          <w:tcPr>
-            <w:tcW w:type="dxa" w:w="1080"/>
-          </w:tcPr>
-          <w:p>
-            <w:r>
-              <w:t>no data</w:t>
-            </w:r>
-          </w:p>
-        </w:tc>
-        <w:tc>
-          <w:tcPr>
-            <w:tcW w:type="dxa" w:w="1080"/>
-          </w:tcPr>
-          <w:p>
-            <w:r>
-              <w:t>no data</w:t>
-            </w:r>
-          </w:p>
-        </w:tc>
-        <w:tc>
-          <w:tcPr>
-            <w:tcW w:type="dxa" w:w="1080"/>
-          </w:tcPr>
-          <w:p>
-            <w:r>
-              <w:t>['tBuOK', 'CsOH', 'NaOH']</w:t>
             </w:r>
           </w:p>
         </w:tc>
@@ -1048,6 +1048,88 @@
           </w:tcPr>
           <w:p>
             <w:r>
+              <w:t>W</w:t>
+            </w:r>
+          </w:p>
+        </w:tc>
+        <w:tc>
+          <w:tcPr>
+            <w:tcW w:type="dxa" w:w="1080"/>
+          </w:tcPr>
+          <w:p>
+            <w:r>
+              <w:t>1</w:t>
+            </w:r>
+          </w:p>
+        </w:tc>
+        <w:tc>
+          <w:tcPr>
+            <w:tcW w:type="dxa" w:w="1080"/>
+          </w:tcPr>
+          <w:p>
+            <w:r>
+              <w:t>(93/130.0°C/tBuOK/w(co)6/inert/10.1002/cssc.202002830/2020)</w:t>
+            </w:r>
+          </w:p>
+        </w:tc>
+        <w:tc>
+          <w:tcPr>
+            <w:tcW w:type="dxa" w:w="1080"/>
+          </w:tcPr>
+          <w:p>
+            <w:r>
+              <w:t>(93/130.0°C/tBuOK/w(co)6/inert/10.1002/cssc.202002830/2020)</w:t>
+            </w:r>
+          </w:p>
+        </w:tc>
+        <w:tc>
+          <w:tcPr>
+            <w:tcW w:type="dxa" w:w="1080"/>
+          </w:tcPr>
+          <w:p>
+            <w:r>
+              <w:t>(86/130.0°C/tBuOK/w(co)6/inert/10.1002/cssc.202002830/2020)</w:t>
+            </w:r>
+          </w:p>
+        </w:tc>
+        <w:tc>
+          <w:tcPr>
+            <w:tcW w:type="dxa" w:w="1080"/>
+          </w:tcPr>
+          <w:p>
+            <w:r>
+              <w:t>no data</w:t>
+            </w:r>
+          </w:p>
+        </w:tc>
+        <w:tc>
+          <w:tcPr>
+            <w:tcW w:type="dxa" w:w="1080"/>
+          </w:tcPr>
+          <w:p>
+            <w:r>
+              <w:t>no data</w:t>
+            </w:r>
+          </w:p>
+        </w:tc>
+        <w:tc>
+          <w:tcPr>
+            <w:tcW w:type="dxa" w:w="1080"/>
+          </w:tcPr>
+          <w:p>
+            <w:r>
+              <w:t>['tBuOK']</w:t>
+            </w:r>
+          </w:p>
+        </w:tc>
+      </w:tr>
+      <w:tr>
+        <w:tc>
+          <w:tcPr>
+            <w:tcW w:type="dxa" w:w="1080"/>
+          </w:tcPr>
+          <w:p>
+            <w:r>
               <w:t>Pt</w:t>
             </w:r>
           </w:p>
@@ -1119,88 +1201,6 @@
           <w:p>
             <w:r>
               <w:t>['no base']</w:t>
-            </w:r>
-          </w:p>
-        </w:tc>
-      </w:tr>
-      <w:tr>
-        <w:tc>
-          <w:tcPr>
-            <w:tcW w:type="dxa" w:w="1080"/>
-          </w:tcPr>
-          <w:p>
-            <w:r>
-              <w:t>W</w:t>
-            </w:r>
-          </w:p>
-        </w:tc>
-        <w:tc>
-          <w:tcPr>
-            <w:tcW w:type="dxa" w:w="1080"/>
-          </w:tcPr>
-          <w:p>
-            <w:r>
-              <w:t>1</w:t>
-            </w:r>
-          </w:p>
-        </w:tc>
-        <w:tc>
-          <w:tcPr>
-            <w:tcW w:type="dxa" w:w="1080"/>
-          </w:tcPr>
-          <w:p>
-            <w:r>
-              <w:t>(93/130.0°C/tBuOK/w(co)6/inert/10.1002/cssc.202002830/2020)</w:t>
-            </w:r>
-          </w:p>
-        </w:tc>
-        <w:tc>
-          <w:tcPr>
-            <w:tcW w:type="dxa" w:w="1080"/>
-          </w:tcPr>
-          <w:p>
-            <w:r>
-              <w:t>(93/130.0°C/tBuOK/w(co)6/inert/10.1002/cssc.202002830/2020)</w:t>
-            </w:r>
-          </w:p>
-        </w:tc>
-        <w:tc>
-          <w:tcPr>
-            <w:tcW w:type="dxa" w:w="1080"/>
-          </w:tcPr>
-          <w:p>
-            <w:r>
-              <w:t>(86/130.0°C/tBuOK/w(co)6/inert/10.1002/cssc.202002830/2020)</w:t>
-            </w:r>
-          </w:p>
-        </w:tc>
-        <w:tc>
-          <w:tcPr>
-            <w:tcW w:type="dxa" w:w="1080"/>
-          </w:tcPr>
-          <w:p>
-            <w:r>
-              <w:t>no data</w:t>
-            </w:r>
-          </w:p>
-        </w:tc>
-        <w:tc>
-          <w:tcPr>
-            <w:tcW w:type="dxa" w:w="1080"/>
-          </w:tcPr>
-          <w:p>
-            <w:r>
-              <w:t>no data</w:t>
-            </w:r>
-          </w:p>
-        </w:tc>
-        <w:tc>
-          <w:tcPr>
-            <w:tcW w:type="dxa" w:w="1080"/>
-          </w:tcPr>
-          <w:p>
-            <w:r>
-              <w:t>['tBuOK']</w:t>
             </w:r>
           </w:p>
         </w:tc>
@@ -1458,6 +1458,88 @@
           </w:tcPr>
           <w:p>
             <w:r>
+              <w:t>Au</w:t>
+            </w:r>
+          </w:p>
+        </w:tc>
+        <w:tc>
+          <w:tcPr>
+            <w:tcW w:type="dxa" w:w="1080"/>
+          </w:tcPr>
+          <w:p>
+            <w:r>
+              <w:t>1</w:t>
+            </w:r>
+          </w:p>
+        </w:tc>
+        <w:tc>
+          <w:tcPr>
+            <w:tcW w:type="dxa" w:w="1080"/>
+          </w:tcPr>
+          <w:p>
+            <w:r>
+              <w:t>(9/100.0°C/tBuOK/Ph3PAuCl/inert/10.1016/j.tet.2014.10.007/2014)</w:t>
+            </w:r>
+          </w:p>
+        </w:tc>
+        <w:tc>
+          <w:tcPr>
+            <w:tcW w:type="dxa" w:w="1080"/>
+          </w:tcPr>
+          <w:p>
+            <w:r>
+              <w:t>(9/100.0°C/tBuOK/Ph3PAuCl/inert/10.1016/j.tet.2014.10.007/2014)</w:t>
+            </w:r>
+          </w:p>
+        </w:tc>
+        <w:tc>
+          <w:tcPr>
+            <w:tcW w:type="dxa" w:w="1080"/>
+          </w:tcPr>
+          <w:p>
+            <w:r>
+              <w:t>(9/100.0°C/tBuOK/Ph3PAuCl/inert/10.1016/j.tet.2014.10.007/2014)</w:t>
+            </w:r>
+          </w:p>
+        </w:tc>
+        <w:tc>
+          <w:tcPr>
+            <w:tcW w:type="dxa" w:w="1080"/>
+          </w:tcPr>
+          <w:p>
+            <w:r>
+              <w:t>no data</w:t>
+            </w:r>
+          </w:p>
+        </w:tc>
+        <w:tc>
+          <w:tcPr>
+            <w:tcW w:type="dxa" w:w="1080"/>
+          </w:tcPr>
+          <w:p>
+            <w:r>
+              <w:t>no data</w:t>
+            </w:r>
+          </w:p>
+        </w:tc>
+        <w:tc>
+          <w:tcPr>
+            <w:tcW w:type="dxa" w:w="1080"/>
+          </w:tcPr>
+          <w:p>
+            <w:r>
+              <w:t>['tBuOK']</w:t>
+            </w:r>
+          </w:p>
+        </w:tc>
+      </w:tr>
+      <w:tr>
+        <w:tc>
+          <w:tcPr>
+            <w:tcW w:type="dxa" w:w="1080"/>
+          </w:tcPr>
+          <w:p>
+            <w:r>
               <w:t>Ag</w:t>
             </w:r>
           </w:p>
@@ -1529,88 +1611,6 @@
           <w:p>
             <w:r>
               <w:t>['NaOH']</w:t>
-            </w:r>
-          </w:p>
-        </w:tc>
-      </w:tr>
-      <w:tr>
-        <w:tc>
-          <w:tcPr>
-            <w:tcW w:type="dxa" w:w="1080"/>
-          </w:tcPr>
-          <w:p>
-            <w:r>
-              <w:t>Au</w:t>
-            </w:r>
-          </w:p>
-        </w:tc>
-        <w:tc>
-          <w:tcPr>
-            <w:tcW w:type="dxa" w:w="1080"/>
-          </w:tcPr>
-          <w:p>
-            <w:r>
-              <w:t>1</w:t>
-            </w:r>
-          </w:p>
-        </w:tc>
-        <w:tc>
-          <w:tcPr>
-            <w:tcW w:type="dxa" w:w="1080"/>
-          </w:tcPr>
-          <w:p>
-            <w:r>
-              <w:t>(9/100.0°C/tBuOK/Ph3PAuCl/inert/10.1016/j.tet.2014.10.007/2014)</w:t>
-            </w:r>
-          </w:p>
-        </w:tc>
-        <w:tc>
-          <w:tcPr>
-            <w:tcW w:type="dxa" w:w="1080"/>
-          </w:tcPr>
-          <w:p>
-            <w:r>
-              <w:t>(9/100.0°C/tBuOK/Ph3PAuCl/inert/10.1016/j.tet.2014.10.007/2014)</w:t>
-            </w:r>
-          </w:p>
-        </w:tc>
-        <w:tc>
-          <w:tcPr>
-            <w:tcW w:type="dxa" w:w="1080"/>
-          </w:tcPr>
-          <w:p>
-            <w:r>
-              <w:t>(9/100.0°C/tBuOK/Ph3PAuCl/inert/10.1016/j.tet.2014.10.007/2014)</w:t>
-            </w:r>
-          </w:p>
-        </w:tc>
-        <w:tc>
-          <w:tcPr>
-            <w:tcW w:type="dxa" w:w="1080"/>
-          </w:tcPr>
-          <w:p>
-            <w:r>
-              <w:t>no data</w:t>
-            </w:r>
-          </w:p>
-        </w:tc>
-        <w:tc>
-          <w:tcPr>
-            <w:tcW w:type="dxa" w:w="1080"/>
-          </w:tcPr>
-          <w:p>
-            <w:r>
-              <w:t>no data</w:t>
-            </w:r>
-          </w:p>
-        </w:tc>
-        <w:tc>
-          <w:tcPr>
-            <w:tcW w:type="dxa" w:w="1080"/>
-          </w:tcPr>
-          <w:p>
-            <w:r>
-              <w:t>['tBuOK']</w:t>
             </w:r>
           </w:p>
         </w:tc>
